--- a/docs/kevin_paper_20261011/Kevin_Paper_Datasets_and_Training_Plan.docx
+++ b/docs/kevin_paper_20261011/Kevin_Paper_Datasets_and_Training_Plan.docx
@@ -6038,7 +6038,7 @@
     </w:p>
     <w:p>
       <w:r>
-        <w:t>The official Runpod marketplace and version 1.7.1 plugin are installed and enabled; its hosted MCP server is configured. Browser OAuth succeeded and the CLI confirms authenticated status. The current chat has not loaded the new Runpod tools yet; restart Codex and verify the account by listing Pods. No paid compute has been provisioned; launch awaits the user’s payment update. The onboarding guide was followed without installing CLI/Flash or creating API keys.</w:t>
+        <w:t>At the time of this preparation snapshot, the Runpod connection was configured and compute had not yet been provisioned. Before training, verify the GPU model and VRAM, CUDA access, operating system, package versions, persistent storage and shutdown policy on the selected machine.</w:t>
       </w:r>
     </w:p>
     <w:p>
